--- a/example/2 KAD/7 Assess Mapping Matrix/ICTAII401 Assessment Mapping Matrix (F122A8).docx
+++ b/example/2 KAD/7 Assess Mapping Matrix/ICTAII401 Assessment Mapping Matrix (F122A8).docx
@@ -322,6 +322,9 @@
             <w:vAlign w:val="center"/>
           </w:tcPr>
           <w:p>
+            <w:pPr>
+              <w:jc w:val="center"/>
+            </w:pPr>
             <w:r>
               <w:t>AT1 Identify Opportunities for AI Task Automation</w:t>
             </w:r>
@@ -334,6 +337,9 @@
             <w:vAlign w:val="center"/>
           </w:tcPr>
           <w:p>
+            <w:pPr>
+              <w:jc w:val="center"/>
+            </w:pPr>
             <w:r>
               <w:t>AT2 Knowledge-Based Assessment - Understanding AI, ML, and DL (Weeks 1–6)</w:t>
             </w:r>
@@ -345,6 +351,9 @@
             <w:vAlign w:val="center"/>
           </w:tcPr>
           <w:p>
+            <w:pPr>
+              <w:jc w:val="center"/>
+            </w:pPr>
             <w:r>
               <w:t>AT3 Knowledge-Based Assessment - Understanding AI, ML, and DL (Weeks 8-13)</w:t>
             </w:r>
@@ -357,6 +366,9 @@
             <w:vAlign w:val="center"/>
           </w:tcPr>
           <w:p>
+            <w:pPr>
+              <w:jc w:val="center"/>
+            </w:pPr>
             <w:r>
               <w:t>AT4 Apply Machine Learning to Task Automation</w:t>
             </w:r>
@@ -586,6 +598,9 @@
             <w:vAlign w:val="center"/>
           </w:tcPr>
           <w:p>
+            <w:pPr>
+              <w:jc w:val="center"/>
+            </w:pPr>
             <w:r>
               <w:t>1</w:t>
             </w:r>
@@ -598,6 +613,9 @@
             <w:vAlign w:val="center"/>
           </w:tcPr>
           <w:p>
+            <w:pPr>
+              <w:jc w:val="center"/>
+            </w:pPr>
             <w:r/>
           </w:p>
         </w:tc>
@@ -607,6 +625,9 @@
             <w:vAlign w:val="center"/>
           </w:tcPr>
           <w:p>
+            <w:pPr>
+              <w:jc w:val="center"/>
+            </w:pPr>
             <w:r/>
           </w:p>
         </w:tc>
@@ -617,6 +638,9 @@
             <w:vAlign w:val="center"/>
           </w:tcPr>
           <w:p>
+            <w:pPr>
+              <w:jc w:val="center"/>
+            </w:pPr>
             <w:r/>
           </w:p>
         </w:tc>
@@ -645,6 +669,9 @@
             <w:vAlign w:val="center"/>
           </w:tcPr>
           <w:p>
+            <w:pPr>
+              <w:jc w:val="center"/>
+            </w:pPr>
             <w:r>
               <w:t>1</w:t>
             </w:r>
@@ -657,6 +684,9 @@
             <w:vAlign w:val="center"/>
           </w:tcPr>
           <w:p>
+            <w:pPr>
+              <w:jc w:val="center"/>
+            </w:pPr>
             <w:r/>
           </w:p>
         </w:tc>
@@ -666,6 +696,9 @@
             <w:vAlign w:val="center"/>
           </w:tcPr>
           <w:p>
+            <w:pPr>
+              <w:jc w:val="center"/>
+            </w:pPr>
             <w:r/>
           </w:p>
         </w:tc>
@@ -676,6 +709,9 @@
             <w:vAlign w:val="center"/>
           </w:tcPr>
           <w:p>
+            <w:pPr>
+              <w:jc w:val="center"/>
+            </w:pPr>
             <w:r/>
           </w:p>
         </w:tc>
@@ -704,6 +740,9 @@
             <w:vAlign w:val="center"/>
           </w:tcPr>
           <w:p>
+            <w:pPr>
+              <w:jc w:val="center"/>
+            </w:pPr>
             <w:r>
               <w:t>1</w:t>
             </w:r>
@@ -716,6 +755,9 @@
             <w:vAlign w:val="center"/>
           </w:tcPr>
           <w:p>
+            <w:pPr>
+              <w:jc w:val="center"/>
+            </w:pPr>
             <w:r/>
           </w:p>
         </w:tc>
@@ -725,6 +767,9 @@
             <w:vAlign w:val="center"/>
           </w:tcPr>
           <w:p>
+            <w:pPr>
+              <w:jc w:val="center"/>
+            </w:pPr>
             <w:r/>
           </w:p>
         </w:tc>
@@ -735,6 +780,9 @@
             <w:vAlign w:val="center"/>
           </w:tcPr>
           <w:p>
+            <w:pPr>
+              <w:jc w:val="center"/>
+            </w:pPr>
             <w:r/>
           </w:p>
         </w:tc>
@@ -763,6 +811,9 @@
             <w:vAlign w:val="center"/>
           </w:tcPr>
           <w:p>
+            <w:pPr>
+              <w:jc w:val="center"/>
+            </w:pPr>
             <w:r>
               <w:t>2</w:t>
             </w:r>
@@ -775,6 +826,9 @@
             <w:vAlign w:val="center"/>
           </w:tcPr>
           <w:p>
+            <w:pPr>
+              <w:jc w:val="center"/>
+            </w:pPr>
             <w:r/>
           </w:p>
         </w:tc>
@@ -784,6 +838,9 @@
             <w:vAlign w:val="center"/>
           </w:tcPr>
           <w:p>
+            <w:pPr>
+              <w:jc w:val="center"/>
+            </w:pPr>
             <w:r/>
           </w:p>
         </w:tc>
@@ -794,6 +851,9 @@
             <w:vAlign w:val="center"/>
           </w:tcPr>
           <w:p>
+            <w:pPr>
+              <w:jc w:val="center"/>
+            </w:pPr>
             <w:r/>
           </w:p>
         </w:tc>
@@ -1134,6 +1194,9 @@
             <w:vAlign w:val="center"/>
           </w:tcPr>
           <w:p>
+            <w:pPr>
+              <w:jc w:val="center"/>
+            </w:pPr>
             <w:r>
               <w:t>2</w:t>
             </w:r>
@@ -1146,6 +1209,9 @@
             <w:vAlign w:val="center"/>
           </w:tcPr>
           <w:p>
+            <w:pPr>
+              <w:jc w:val="center"/>
+            </w:pPr>
             <w:r/>
           </w:p>
         </w:tc>
@@ -1155,6 +1221,9 @@
             <w:vAlign w:val="center"/>
           </w:tcPr>
           <w:p>
+            <w:pPr>
+              <w:jc w:val="center"/>
+            </w:pPr>
             <w:r/>
           </w:p>
         </w:tc>
@@ -1165,6 +1234,9 @@
             <w:vAlign w:val="center"/>
           </w:tcPr>
           <w:p>
+            <w:pPr>
+              <w:jc w:val="center"/>
+            </w:pPr>
             <w:r/>
           </w:p>
         </w:tc>
@@ -1193,6 +1265,9 @@
             <w:vAlign w:val="center"/>
           </w:tcPr>
           <w:p>
+            <w:pPr>
+              <w:jc w:val="center"/>
+            </w:pPr>
             <w:r>
               <w:t>3</w:t>
             </w:r>
@@ -1205,6 +1280,9 @@
             <w:vAlign w:val="center"/>
           </w:tcPr>
           <w:p>
+            <w:pPr>
+              <w:jc w:val="center"/>
+            </w:pPr>
             <w:r/>
           </w:p>
         </w:tc>
@@ -1214,6 +1292,9 @@
             <w:vAlign w:val="center"/>
           </w:tcPr>
           <w:p>
+            <w:pPr>
+              <w:jc w:val="center"/>
+            </w:pPr>
             <w:r/>
           </w:p>
         </w:tc>
@@ -1224,6 +1305,9 @@
             <w:vAlign w:val="center"/>
           </w:tcPr>
           <w:p>
+            <w:pPr>
+              <w:jc w:val="center"/>
+            </w:pPr>
             <w:r/>
           </w:p>
         </w:tc>
@@ -1252,6 +1336,9 @@
             <w:vAlign w:val="center"/>
           </w:tcPr>
           <w:p>
+            <w:pPr>
+              <w:jc w:val="center"/>
+            </w:pPr>
             <w:r>
               <w:t>3</w:t>
             </w:r>
@@ -1264,6 +1351,9 @@
             <w:vAlign w:val="center"/>
           </w:tcPr>
           <w:p>
+            <w:pPr>
+              <w:jc w:val="center"/>
+            </w:pPr>
             <w:r/>
           </w:p>
         </w:tc>
@@ -1273,6 +1363,9 @@
             <w:vAlign w:val="center"/>
           </w:tcPr>
           <w:p>
+            <w:pPr>
+              <w:jc w:val="center"/>
+            </w:pPr>
             <w:r/>
           </w:p>
         </w:tc>
@@ -1283,6 +1376,9 @@
             <w:vAlign w:val="center"/>
           </w:tcPr>
           <w:p>
+            <w:pPr>
+              <w:jc w:val="center"/>
+            </w:pPr>
             <w:r/>
           </w:p>
         </w:tc>
@@ -1311,6 +1407,9 @@
             <w:vAlign w:val="center"/>
           </w:tcPr>
           <w:p>
+            <w:pPr>
+              <w:jc w:val="center"/>
+            </w:pPr>
             <w:r>
               <w:t>5</w:t>
             </w:r>
@@ -1323,6 +1422,9 @@
             <w:vAlign w:val="center"/>
           </w:tcPr>
           <w:p>
+            <w:pPr>
+              <w:jc w:val="center"/>
+            </w:pPr>
             <w:r/>
           </w:p>
         </w:tc>
@@ -1332,6 +1434,9 @@
             <w:vAlign w:val="center"/>
           </w:tcPr>
           <w:p>
+            <w:pPr>
+              <w:jc w:val="center"/>
+            </w:pPr>
             <w:r/>
           </w:p>
         </w:tc>
@@ -1342,6 +1447,9 @@
             <w:vAlign w:val="center"/>
           </w:tcPr>
           <w:p>
+            <w:pPr>
+              <w:jc w:val="center"/>
+            </w:pPr>
             <w:r/>
           </w:p>
         </w:tc>
@@ -1773,6 +1881,9 @@
             <w:vAlign w:val="center"/>
           </w:tcPr>
           <w:p>
+            <w:pPr>
+              <w:jc w:val="center"/>
+            </w:pPr>
             <w:r>
               <w:t>4</w:t>
             </w:r>
@@ -1785,6 +1896,9 @@
             <w:vAlign w:val="center"/>
           </w:tcPr>
           <w:p>
+            <w:pPr>
+              <w:jc w:val="center"/>
+            </w:pPr>
             <w:r/>
           </w:p>
         </w:tc>
@@ -1794,6 +1908,9 @@
             <w:vAlign w:val="center"/>
           </w:tcPr>
           <w:p>
+            <w:pPr>
+              <w:jc w:val="center"/>
+            </w:pPr>
             <w:r/>
           </w:p>
         </w:tc>
@@ -1804,6 +1921,9 @@
             <w:vAlign w:val="center"/>
           </w:tcPr>
           <w:p>
+            <w:pPr>
+              <w:jc w:val="center"/>
+            </w:pPr>
             <w:r/>
           </w:p>
         </w:tc>
@@ -1832,6 +1952,9 @@
             <w:vAlign w:val="center"/>
           </w:tcPr>
           <w:p>
+            <w:pPr>
+              <w:jc w:val="center"/>
+            </w:pPr>
             <w:r>
               <w:t>5</w:t>
             </w:r>
@@ -1844,6 +1967,9 @@
             <w:vAlign w:val="center"/>
           </w:tcPr>
           <w:p>
+            <w:pPr>
+              <w:jc w:val="center"/>
+            </w:pPr>
             <w:r/>
           </w:p>
         </w:tc>
@@ -1853,6 +1979,9 @@
             <w:vAlign w:val="center"/>
           </w:tcPr>
           <w:p>
+            <w:pPr>
+              <w:jc w:val="center"/>
+            </w:pPr>
             <w:r/>
           </w:p>
         </w:tc>
@@ -1863,6 +1992,9 @@
             <w:vAlign w:val="center"/>
           </w:tcPr>
           <w:p>
+            <w:pPr>
+              <w:jc w:val="center"/>
+            </w:pPr>
             <w:r/>
           </w:p>
         </w:tc>
@@ -1891,6 +2023,9 @@
             <w:vAlign w:val="center"/>
           </w:tcPr>
           <w:p>
+            <w:pPr>
+              <w:jc w:val="center"/>
+            </w:pPr>
             <w:r>
               <w:t>5</w:t>
             </w:r>
@@ -1903,6 +2038,9 @@
             <w:vAlign w:val="center"/>
           </w:tcPr>
           <w:p>
+            <w:pPr>
+              <w:jc w:val="center"/>
+            </w:pPr>
             <w:r/>
           </w:p>
         </w:tc>
@@ -1912,6 +2050,9 @@
             <w:vAlign w:val="center"/>
           </w:tcPr>
           <w:p>
+            <w:pPr>
+              <w:jc w:val="center"/>
+            </w:pPr>
             <w:r/>
           </w:p>
         </w:tc>
@@ -1922,6 +2063,9 @@
             <w:vAlign w:val="center"/>
           </w:tcPr>
           <w:p>
+            <w:pPr>
+              <w:jc w:val="center"/>
+            </w:pPr>
             <w:r/>
           </w:p>
         </w:tc>
@@ -3993,6 +4137,9 @@
             <w:vAlign w:val="center"/>
           </w:tcPr>
           <w:p>
+            <w:pPr>
+              <w:jc w:val="center"/>
+            </w:pPr>
             <w:r>
               <w:t>2, 3, 4</w:t>
             </w:r>
@@ -4005,6 +4152,9 @@
             <w:vAlign w:val="center"/>
           </w:tcPr>
           <w:p>
+            <w:pPr>
+              <w:jc w:val="center"/>
+            </w:pPr>
             <w:r>
               <w:t>1</w:t>
             </w:r>
@@ -4016,6 +4166,9 @@
             <w:vAlign w:val="center"/>
           </w:tcPr>
           <w:p>
+            <w:pPr>
+              <w:jc w:val="center"/>
+            </w:pPr>
             <w:r/>
           </w:p>
         </w:tc>
@@ -4026,6 +4179,9 @@
             <w:vAlign w:val="center"/>
           </w:tcPr>
           <w:p>
+            <w:pPr>
+              <w:jc w:val="center"/>
+            </w:pPr>
             <w:r/>
           </w:p>
         </w:tc>
@@ -4111,6 +4267,9 @@
             <w:vAlign w:val="center"/>
           </w:tcPr>
           <w:p>
+            <w:pPr>
+              <w:jc w:val="center"/>
+            </w:pPr>
             <w:r/>
           </w:p>
         </w:tc>
@@ -4121,6 +4280,9 @@
             <w:vAlign w:val="center"/>
           </w:tcPr>
           <w:p>
+            <w:pPr>
+              <w:jc w:val="center"/>
+            </w:pPr>
             <w:r>
               <w:t>2</w:t>
             </w:r>
@@ -4132,6 +4294,9 @@
             <w:vAlign w:val="center"/>
           </w:tcPr>
           <w:p>
+            <w:pPr>
+              <w:jc w:val="center"/>
+            </w:pPr>
             <w:r/>
           </w:p>
         </w:tc>
@@ -4142,6 +4307,9 @@
             <w:vAlign w:val="center"/>
           </w:tcPr>
           <w:p>
+            <w:pPr>
+              <w:jc w:val="center"/>
+            </w:pPr>
             <w:r/>
           </w:p>
         </w:tc>
@@ -4173,6 +4341,9 @@
             <w:vAlign w:val="center"/>
           </w:tcPr>
           <w:p>
+            <w:pPr>
+              <w:jc w:val="center"/>
+            </w:pPr>
             <w:r>
               <w:t>3</w:t>
             </w:r>
@@ -4185,25 +4356,36 @@
             <w:vAlign w:val="center"/>
           </w:tcPr>
           <w:p>
+            <w:pPr>
+              <w:jc w:val="center"/>
+            </w:pPr>
+            <w:r>
+              <w:t>20</w:t>
+            </w:r>
+          </w:p>
+        </w:tc>
+        <w:tc>
+          <w:tcPr>
+            <w:tcW w:w="0" w:type="auto"/>
+            <w:vAlign w:val="center"/>
+          </w:tcPr>
+          <w:p>
+            <w:pPr>
+              <w:jc w:val="center"/>
+            </w:pPr>
             <w:r/>
           </w:p>
         </w:tc>
         <w:tc>
           <w:tcPr>
             <w:tcW w:w="0" w:type="auto"/>
-            <w:vAlign w:val="center"/>
-          </w:tcPr>
-          <w:p>
-            <w:r/>
-          </w:p>
-        </w:tc>
-        <w:tc>
-          <w:tcPr>
-            <w:tcW w:w="0" w:type="auto"/>
-            <w:shd w:val="clear" w:color="auto" w:fill="auto"/>
-            <w:vAlign w:val="center"/>
-          </w:tcPr>
-          <w:p>
+            <w:shd w:val="clear" w:color="auto" w:fill="auto"/>
+            <w:vAlign w:val="center"/>
+          </w:tcPr>
+          <w:p>
+            <w:pPr>
+              <w:jc w:val="center"/>
+            </w:pPr>
             <w:r/>
           </w:p>
         </w:tc>
@@ -4235,6 +4417,9 @@
             <w:vAlign w:val="center"/>
           </w:tcPr>
           <w:p>
+            <w:pPr>
+              <w:jc w:val="center"/>
+            </w:pPr>
             <w:r>
               <w:t>3</w:t>
             </w:r>
@@ -4247,6 +4432,9 @@
             <w:vAlign w:val="center"/>
           </w:tcPr>
           <w:p>
+            <w:pPr>
+              <w:jc w:val="center"/>
+            </w:pPr>
             <w:r>
               <w:t>15</w:t>
             </w:r>
@@ -4258,6 +4446,9 @@
             <w:vAlign w:val="center"/>
           </w:tcPr>
           <w:p>
+            <w:pPr>
+              <w:jc w:val="center"/>
+            </w:pPr>
             <w:r/>
           </w:p>
         </w:tc>
@@ -4268,6 +4459,9 @@
             <w:vAlign w:val="center"/>
           </w:tcPr>
           <w:p>
+            <w:pPr>
+              <w:jc w:val="center"/>
+            </w:pPr>
             <w:r/>
           </w:p>
         </w:tc>
@@ -4299,6 +4493,9 @@
             <w:vAlign w:val="center"/>
           </w:tcPr>
           <w:p>
+            <w:pPr>
+              <w:jc w:val="center"/>
+            </w:pPr>
             <w:r>
               <w:t>1, 2, 3, 4, 5</w:t>
             </w:r>
@@ -4311,6 +4508,9 @@
             <w:vAlign w:val="center"/>
           </w:tcPr>
           <w:p>
+            <w:pPr>
+              <w:jc w:val="center"/>
+            </w:pPr>
             <w:r>
               <w:t>3</w:t>
             </w:r>
@@ -4322,6 +4522,9 @@
             <w:vAlign w:val="center"/>
           </w:tcPr>
           <w:p>
+            <w:pPr>
+              <w:jc w:val="center"/>
+            </w:pPr>
             <w:r/>
           </w:p>
         </w:tc>
@@ -4332,6 +4535,9 @@
             <w:vAlign w:val="center"/>
           </w:tcPr>
           <w:p>
+            <w:pPr>
+              <w:jc w:val="center"/>
+            </w:pPr>
             <w:r/>
           </w:p>
         </w:tc>
@@ -4363,6 +4569,9 @@
             <w:vAlign w:val="center"/>
           </w:tcPr>
           <w:p>
+            <w:pPr>
+              <w:jc w:val="center"/>
+            </w:pPr>
             <w:r>
               <w:t>1, 2, 3, 4</w:t>
             </w:r>
@@ -4375,6 +4584,9 @@
             <w:vAlign w:val="center"/>
           </w:tcPr>
           <w:p>
+            <w:pPr>
+              <w:jc w:val="center"/>
+            </w:pPr>
             <w:r>
               <w:t>16</w:t>
             </w:r>
@@ -4386,6 +4598,9 @@
             <w:vAlign w:val="center"/>
           </w:tcPr>
           <w:p>
+            <w:pPr>
+              <w:jc w:val="center"/>
+            </w:pPr>
             <w:r/>
           </w:p>
         </w:tc>
@@ -4396,6 +4611,9 @@
             <w:vAlign w:val="center"/>
           </w:tcPr>
           <w:p>
+            <w:pPr>
+              <w:jc w:val="center"/>
+            </w:pPr>
             <w:r/>
           </w:p>
         </w:tc>
@@ -6985,9 +7203,6 @@
           </w:tcPr>
           <w:p>
             <w:r>
-              <w:rPr>
-                <w:b/>
-              </w:rPr>
               <w:t>report on at least one opportunity for each of the following technologies that may be applied in a workplace or organisation:</w:t>
             </w:r>
           </w:p>
@@ -7026,6 +7241,9 @@
             <w:vAlign w:val="center"/>
           </w:tcPr>
           <w:p>
+            <w:pPr>
+              <w:jc w:val="center"/>
+            </w:pPr>
             <w:r>
               <w:t>5</w:t>
             </w:r>
@@ -7203,6 +7421,9 @@
             <w:vAlign w:val="center"/>
           </w:tcPr>
           <w:p>
+            <w:pPr>
+              <w:jc w:val="center"/>
+            </w:pPr>
             <w:r>
               <w:t>3</w:t>
             </w:r>
@@ -7287,6 +7508,9 @@
             <w:vAlign w:val="center"/>
           </w:tcPr>
           <w:p>
+            <w:pPr>
+              <w:jc w:val="center"/>
+            </w:pPr>
             <w:r>
               <w:t>1, 2, 3, 4</w:t>
             </w:r>
@@ -7377,6 +7601,9 @@
             <w:vAlign w:val="center"/>
           </w:tcPr>
           <w:p>
+            <w:pPr>
+              <w:jc w:val="center"/>
+            </w:pPr>
             <w:r/>
           </w:p>
         </w:tc>
@@ -7465,6 +7692,9 @@
             <w:vAlign w:val="center"/>
           </w:tcPr>
           <w:p>
+            <w:pPr>
+              <w:jc w:val="center"/>
+            </w:pPr>
             <w:r/>
           </w:p>
         </w:tc>
@@ -7553,6 +7783,9 @@
             <w:vAlign w:val="center"/>
           </w:tcPr>
           <w:p>
+            <w:pPr>
+              <w:jc w:val="center"/>
+            </w:pPr>
             <w:r/>
           </w:p>
         </w:tc>
@@ -8181,17 +8414,38 @@
             </w:r>
           </w:p>
           <w:p>
+            <w:pPr>
+              <w:spacing w:after="0"/>
+              <w:ind w:left="720"/>
+            </w:pPr>
             <w:r>
+              <w:rPr>
+                <w:b w:val="0"/>
+              </w:rPr>
               <w:t>industry-recognised AI, ML and DL technologies that may be implemented</w:t>
             </w:r>
           </w:p>
           <w:p>
+            <w:pPr>
+              <w:spacing w:after="0"/>
+              <w:ind w:left="720"/>
+            </w:pPr>
             <w:r>
+              <w:rPr>
+                <w:b w:val="0"/>
+              </w:rPr>
               <w:t>opportunities for interaction with others</w:t>
             </w:r>
           </w:p>
           <w:p>
+            <w:pPr>
+              <w:spacing w:after="0"/>
+              <w:ind w:left="720"/>
+            </w:pPr>
             <w:r>
+              <w:rPr>
+                <w:b w:val="0"/>
+              </w:rPr>
               <w:t>work brief and organisational policies and procedures required to demonstrate the performance evidence.</w:t>
             </w:r>
           </w:p>
@@ -8210,7 +8464,13 @@
             <w:vAlign w:val="center"/>
           </w:tcPr>
           <w:p>
+            <w:pPr>
+              <w:jc w:val="left"/>
+            </w:pPr>
             <w:r>
+              <w:rPr>
+                <w:b w:val="0"/>
+              </w:rPr>
               <w:t>Skills in this unit are demonstrated in a workplace or simulated environment where the conditions are typical of those in a working environment in this industry.</w:t>
               <w:br/>
               <w:t>This includes access to:</w:t>
@@ -8304,23 +8564,86 @@
         <w:tc>
           <w:tcPr>
             <w:tcW w:w="0" w:type="auto"/>
-            <w:vMerge/>
             <w:shd w:val="clear" w:color="auto" w:fill="FFFFFF"/>
             <w:vAlign w:val="center"/>
           </w:tcPr>
-          <w:p/>
-        </w:tc>
-        <w:tc>
-          <w:tcPr>
-            <w:tcW w:w="0" w:type="auto"/>
-            <w:gridSpan w:val="4"/>
-            <w:vMerge/>
+          <w:p>
+            <w:pPr>
+              <w:spacing w:after="0"/>
+              <w:jc w:val="both"/>
+              <w:rPr>
+                <w:rFonts w:ascii="Arial" w:eastAsia="SimSun" w:hAnsi="Arial" w:cs="Arial"/>
+                <w:bCs/>
+                <w:iCs/>
+                <w:szCs w:val="24"/>
+              </w:rPr>
+            </w:pPr>
+          </w:p>
+        </w:tc>
+        <w:tc>
+          <w:tcPr>
+            <w:tcW w:w="0" w:type="auto"/>
             <w:shd w:val="clear" w:color="auto" w:fill="FFFFFF"/>
             <w:vAlign w:val="center"/>
           </w:tcPr>
           <w:p>
             <w:pPr>
               <w:spacing w:after="0"/>
+              <w:rPr>
+                <w:rFonts w:ascii="Arial" w:eastAsia="SimSun" w:hAnsi="Arial" w:cs="Arial"/>
+                <w:iCs/>
+                <w:color w:val="000000"/>
+                <w:szCs w:val="24"/>
+              </w:rPr>
+            </w:pPr>
+          </w:p>
+        </w:tc>
+        <w:tc>
+          <w:tcPr>
+            <w:tcW w:w="0" w:type="auto"/>
+            <w:shd w:val="clear" w:color="auto" w:fill="FFFFFF"/>
+            <w:vAlign w:val="center"/>
+          </w:tcPr>
+          <w:p>
+            <w:pPr>
+              <w:spacing w:after="0"/>
+              <w:rPr>
+                <w:rFonts w:ascii="Arial" w:eastAsia="SimSun" w:hAnsi="Arial" w:cs="Arial"/>
+                <w:iCs/>
+                <w:color w:val="000000"/>
+                <w:szCs w:val="24"/>
+              </w:rPr>
+            </w:pPr>
+          </w:p>
+        </w:tc>
+        <w:tc>
+          <w:tcPr>
+            <w:tcW w:w="0" w:type="auto"/>
+            <w:shd w:val="clear" w:color="auto" w:fill="FFFFFF"/>
+            <w:vAlign w:val="center"/>
+          </w:tcPr>
+          <w:p>
+            <w:pPr>
+              <w:spacing w:after="0"/>
+              <w:rPr>
+                <w:rFonts w:ascii="Arial" w:eastAsia="SimSun" w:hAnsi="Arial" w:cs="Arial"/>
+                <w:iCs/>
+                <w:color w:val="000000"/>
+                <w:szCs w:val="24"/>
+              </w:rPr>
+            </w:pPr>
+          </w:p>
+        </w:tc>
+        <w:tc>
+          <w:tcPr>
+            <w:tcW w:w="0" w:type="auto"/>
+            <w:shd w:val="clear" w:color="auto" w:fill="FFFFFF"/>
+            <w:vAlign w:val="center"/>
+          </w:tcPr>
+          <w:p>
+            <w:pPr>
+              <w:spacing w:after="0"/>
+              <w:jc w:val="center"/>
               <w:rPr>
                 <w:rFonts w:ascii="Arial" w:eastAsia="SimSun" w:hAnsi="Arial" w:cs="Arial"/>
                 <w:iCs/>
@@ -8339,23 +8662,86 @@
         <w:tc>
           <w:tcPr>
             <w:tcW w:w="0" w:type="auto"/>
-            <w:vMerge/>
             <w:shd w:val="clear" w:color="auto" w:fill="FFFFFF"/>
             <w:vAlign w:val="center"/>
           </w:tcPr>
-          <w:p/>
-        </w:tc>
-        <w:tc>
-          <w:tcPr>
-            <w:tcW w:w="0" w:type="auto"/>
-            <w:gridSpan w:val="4"/>
-            <w:vMerge/>
+          <w:p>
+            <w:pPr>
+              <w:spacing w:after="0"/>
+              <w:jc w:val="both"/>
+              <w:rPr>
+                <w:rFonts w:ascii="Arial" w:eastAsia="SimSun" w:hAnsi="Arial" w:cs="Arial"/>
+                <w:bCs/>
+                <w:iCs/>
+                <w:szCs w:val="24"/>
+              </w:rPr>
+            </w:pPr>
+          </w:p>
+        </w:tc>
+        <w:tc>
+          <w:tcPr>
+            <w:tcW w:w="0" w:type="auto"/>
             <w:shd w:val="clear" w:color="auto" w:fill="FFFFFF"/>
             <w:vAlign w:val="center"/>
           </w:tcPr>
           <w:p>
             <w:pPr>
               <w:spacing w:after="0"/>
+              <w:rPr>
+                <w:rFonts w:ascii="Arial" w:eastAsia="SimSun" w:hAnsi="Arial" w:cs="Arial"/>
+                <w:iCs/>
+                <w:color w:val="000000"/>
+                <w:szCs w:val="24"/>
+              </w:rPr>
+            </w:pPr>
+          </w:p>
+        </w:tc>
+        <w:tc>
+          <w:tcPr>
+            <w:tcW w:w="0" w:type="auto"/>
+            <w:shd w:val="clear" w:color="auto" w:fill="FFFFFF"/>
+            <w:vAlign w:val="center"/>
+          </w:tcPr>
+          <w:p>
+            <w:pPr>
+              <w:spacing w:after="0"/>
+              <w:rPr>
+                <w:rFonts w:ascii="Arial" w:eastAsia="SimSun" w:hAnsi="Arial" w:cs="Arial"/>
+                <w:iCs/>
+                <w:color w:val="000000"/>
+                <w:szCs w:val="24"/>
+              </w:rPr>
+            </w:pPr>
+          </w:p>
+        </w:tc>
+        <w:tc>
+          <w:tcPr>
+            <w:tcW w:w="0" w:type="auto"/>
+            <w:shd w:val="clear" w:color="auto" w:fill="FFFFFF"/>
+            <w:vAlign w:val="center"/>
+          </w:tcPr>
+          <w:p>
+            <w:pPr>
+              <w:spacing w:after="0"/>
+              <w:rPr>
+                <w:rFonts w:ascii="Arial" w:eastAsia="SimSun" w:hAnsi="Arial" w:cs="Arial"/>
+                <w:iCs/>
+                <w:color w:val="000000"/>
+                <w:szCs w:val="24"/>
+              </w:rPr>
+            </w:pPr>
+          </w:p>
+        </w:tc>
+        <w:tc>
+          <w:tcPr>
+            <w:tcW w:w="0" w:type="auto"/>
+            <w:shd w:val="clear" w:color="auto" w:fill="FFFFFF"/>
+            <w:vAlign w:val="center"/>
+          </w:tcPr>
+          <w:p>
+            <w:pPr>
+              <w:spacing w:after="0"/>
+              <w:jc w:val="center"/>
               <w:rPr>
                 <w:rFonts w:ascii="Arial" w:eastAsia="SimSun" w:hAnsi="Arial" w:cs="Arial"/>
                 <w:iCs/>
@@ -8374,23 +8760,86 @@
         <w:tc>
           <w:tcPr>
             <w:tcW w:w="0" w:type="auto"/>
-            <w:vMerge/>
             <w:shd w:val="clear" w:color="auto" w:fill="FFFFFF"/>
             <w:vAlign w:val="center"/>
           </w:tcPr>
-          <w:p/>
-        </w:tc>
-        <w:tc>
-          <w:tcPr>
-            <w:tcW w:w="0" w:type="auto"/>
-            <w:gridSpan w:val="4"/>
-            <w:vMerge/>
+          <w:p>
+            <w:pPr>
+              <w:spacing w:after="0"/>
+              <w:jc w:val="both"/>
+              <w:rPr>
+                <w:rFonts w:ascii="Arial" w:eastAsia="SimSun" w:hAnsi="Arial" w:cs="Arial"/>
+                <w:bCs/>
+                <w:iCs/>
+                <w:szCs w:val="24"/>
+              </w:rPr>
+            </w:pPr>
+          </w:p>
+        </w:tc>
+        <w:tc>
+          <w:tcPr>
+            <w:tcW w:w="0" w:type="auto"/>
             <w:shd w:val="clear" w:color="auto" w:fill="FFFFFF"/>
             <w:vAlign w:val="center"/>
           </w:tcPr>
           <w:p>
             <w:pPr>
               <w:spacing w:after="0"/>
+              <w:rPr>
+                <w:rFonts w:ascii="Arial" w:eastAsia="SimSun" w:hAnsi="Arial" w:cs="Arial"/>
+                <w:iCs/>
+                <w:color w:val="000000"/>
+                <w:szCs w:val="24"/>
+              </w:rPr>
+            </w:pPr>
+          </w:p>
+        </w:tc>
+        <w:tc>
+          <w:tcPr>
+            <w:tcW w:w="0" w:type="auto"/>
+            <w:shd w:val="clear" w:color="auto" w:fill="FFFFFF"/>
+            <w:vAlign w:val="center"/>
+          </w:tcPr>
+          <w:p>
+            <w:pPr>
+              <w:spacing w:after="0"/>
+              <w:rPr>
+                <w:rFonts w:ascii="Arial" w:eastAsia="SimSun" w:hAnsi="Arial" w:cs="Arial"/>
+                <w:iCs/>
+                <w:color w:val="000000"/>
+                <w:szCs w:val="24"/>
+              </w:rPr>
+            </w:pPr>
+          </w:p>
+        </w:tc>
+        <w:tc>
+          <w:tcPr>
+            <w:tcW w:w="0" w:type="auto"/>
+            <w:shd w:val="clear" w:color="auto" w:fill="FFFFFF"/>
+            <w:vAlign w:val="center"/>
+          </w:tcPr>
+          <w:p>
+            <w:pPr>
+              <w:spacing w:after="0"/>
+              <w:rPr>
+                <w:rFonts w:ascii="Arial" w:eastAsia="SimSun" w:hAnsi="Arial" w:cs="Arial"/>
+                <w:iCs/>
+                <w:color w:val="000000"/>
+                <w:szCs w:val="24"/>
+              </w:rPr>
+            </w:pPr>
+          </w:p>
+        </w:tc>
+        <w:tc>
+          <w:tcPr>
+            <w:tcW w:w="0" w:type="auto"/>
+            <w:shd w:val="clear" w:color="auto" w:fill="FFFFFF"/>
+            <w:vAlign w:val="center"/>
+          </w:tcPr>
+          <w:p>
+            <w:pPr>
+              <w:spacing w:after="0"/>
+              <w:jc w:val="center"/>
               <w:rPr>
                 <w:rFonts w:ascii="Arial" w:eastAsia="SimSun" w:hAnsi="Arial" w:cs="Arial"/>
                 <w:iCs/>
@@ -9529,6 +9978,9 @@
           <w:vAlign w:val="center"/>
         </w:tcPr>
         <w:p>
+          <w:pPr>
+            <w:jc w:val="center"/>
+          </w:pPr>
           <w:r>
             <w:t>ICTSS00120 - Artificial Intelligence Skill Set</w:t>
           </w:r>
@@ -9575,6 +10027,9 @@
           <w:vAlign w:val="center"/>
         </w:tcPr>
         <w:p>
+          <w:pPr>
+            <w:jc w:val="center"/>
+          </w:pPr>
           <w:r>
             <w:t>ICTAII401 Identify opportunities to apply artificial intelligence, machine learning and deep learning</w:t>
           </w:r>

--- a/example/2 KAD/7 Assess Mapping Matrix/ICTAII401 Assessment Mapping Matrix (F122A8).docx
+++ b/example/2 KAD/7 Assess Mapping Matrix/ICTAII401 Assessment Mapping Matrix (F122A8).docx
@@ -4360,7 +4360,7 @@
               <w:jc w:val="center"/>
             </w:pPr>
             <w:r>
-              <w:t>20</w:t>
+              <w:t>19</w:t>
             </w:r>
           </w:p>
         </w:tc>
@@ -4436,7 +4436,7 @@
               <w:jc w:val="center"/>
             </w:pPr>
             <w:r>
-              <w:t>15</w:t>
+              <w:t>14</w:t>
             </w:r>
           </w:p>
         </w:tc>
@@ -4588,7 +4588,7 @@
               <w:jc w:val="center"/>
             </w:pPr>
             <w:r>
-              <w:t>16</w:t>
+              <w:t>15</w:t>
             </w:r>
           </w:p>
         </w:tc>

--- a/example/2 KAD/7 Assess Mapping Matrix/ICTAII401 Assessment Mapping Matrix (F122A8).docx
+++ b/example/2 KAD/7 Assess Mapping Matrix/ICTAII401 Assessment Mapping Matrix (F122A8).docx
@@ -4208,7 +4208,7 @@
           <w:p>
             <w:pPr>
               <w:spacing w:after="0"/>
-              <w:ind w:left="720"/>
+              <w:ind w:left="360"/>
             </w:pPr>
             <w:r>
               <w:t>creating and managing email campaigns</w:t>
@@ -4217,7 +4217,7 @@
           <w:p>
             <w:pPr>
               <w:spacing w:after="0"/>
-              <w:ind w:left="720"/>
+              <w:ind w:left="360"/>
             </w:pPr>
             <w:r>
               <w:t>using chatbots and automated messaging platforms</w:t>
@@ -4226,7 +4226,7 @@
           <w:p>
             <w:pPr>
               <w:spacing w:after="0"/>
-              <w:ind w:left="720"/>
+              <w:ind w:left="360"/>
             </w:pPr>
             <w:r>
               <w:t>analysing trends within datasets</w:t>
@@ -4235,7 +4235,7 @@
           <w:p>
             <w:pPr>
               <w:spacing w:after="0"/>
-              <w:ind w:left="720"/>
+              <w:ind w:left="360"/>
             </w:pPr>
             <w:r>
               <w:t>hiring and recruitment</w:t>
@@ -4244,7 +4244,7 @@
           <w:p>
             <w:pPr>
               <w:spacing w:after="0"/>
-              <w:ind w:left="720"/>
+              <w:ind w:left="360"/>
             </w:pPr>
             <w:r>
               <w:t>employee help desk support services</w:t>
@@ -4253,7 +4253,7 @@
           <w:p>
             <w:pPr>
               <w:spacing w:after="0"/>
-              <w:ind w:left="720"/>
+              <w:ind w:left="360"/>
             </w:pPr>
             <w:r>
               <w:t>generating customer support logs and tickets</w:t>
@@ -12523,6 +12523,7 @@
 </file>
 
 <file path=customXml/item4.xml><?xml version="1.0" encoding="utf-8"?>
+<?mso-contentType ?>
 <spe:Receivers xmlns:spe="http://schemas.microsoft.com/sharepoint/events">
   <Receiver>
     <Name>Document ID Generator</Name>
@@ -12572,6 +12573,7 @@
 </file>
 
 <file path=customXml/item5.xml><?xml version="1.0" encoding="utf-8"?>
+<?mso-contentType ?>
 <FormTemplates xmlns="http://schemas.microsoft.com/sharepoint/v3/contenttype/forms">
   <Display>DocumentLibraryForm</Display>
   <Edit>DocumentLibraryForm</Edit>
@@ -12580,6 +12582,7 @@
 </file>
 
 <file path=customXml/item6.xml><?xml version="1.0" encoding="utf-8"?>
+<?mso-contentType ?>
 <SharedContentType xmlns="Microsoft.SharePoint.Taxonomy.ContentTypeSync" SourceId="598972e7-4f0e-48c0-bb56-a9f22e25d3ec" ContentTypeId="0x0101000E64A23F1383D74E9A471A69050FD18B" PreviousValue="false" LastSyncTimeStamp="2021-09-09T00:35:20.36Z"/>
 </file>
 
